--- a/document_templates/Contracts/individual_business/contract_caution_individual_business.docx
+++ b/document_templates/Contracts/individual_business/contract_caution_individual_business.docx
@@ -697,18 +697,7 @@
           <w:bCs/>
           <w:lang w:val="en-US"/>
         </w:rPr>
-        <w:t>${type_of_identity_document</w:t>
-      </w:r>
-      <w:bookmarkStart w:id="6" w:name="_GoBack"/>
-      <w:bookmarkEnd w:id="6"/>
-      <w:r>
-        <w:rPr>
-          <w:rFonts w:cs="Times New Roman"/>
-          <w:b/>
-          <w:bCs/>
-          <w:lang w:val="en-US"/>
-        </w:rPr>
-        <w:t>}</w:t>
+        <w:t>${type_of_identity_document}</w:t>
       </w:r>
       <w:r>
         <w:rPr>
@@ -2792,48 +2781,50 @@
     <w:p>
       <w:pPr>
         <w:rPr>
-          <w:rFonts w:ascii="Times New Roman" w:hAnsi="Times New Roman" w:cs="Times New Roman"/>
+          <w:rFonts w:hint="default" w:ascii="Times New Roman" w:hAnsi="Times New Roman" w:cs="Times New Roman"/>
           <w:bCs/>
           <w:iCs/>
           <w:sz w:val="24"/>
           <w:szCs w:val="24"/>
         </w:rPr>
       </w:pPr>
-      <w:r>
-        <w:rPr>
-          <w:rFonts w:cs="Times New Roman"/>
+    </w:p>
+    <w:p>
+      <w:pPr>
+        <w:rPr>
+          <w:rFonts w:ascii="Times New Roman" w:hAnsi="Times New Roman" w:cs="Times New Roman"/>
           <w:bCs/>
           <w:iCs/>
           <w:sz w:val="24"/>
           <w:szCs w:val="24"/>
         </w:rPr>
-        <w:t xml:space="preserve">Head Crédit                                                           </w:t>
-      </w:r>
-      <w:r>
-        <w:rPr>
-          <w:rFonts w:cs="Times New Roman"/>
+      </w:pPr>
+      <w:bookmarkStart w:id="6" w:name="_GoBack"/>
+      <w:bookmarkEnd w:id="6"/>
+      <w:r>
+        <w:rPr>
+          <w:rFonts w:hint="default" w:ascii="Times New Roman" w:hAnsi="Times New Roman" w:cs="Times New Roman"/>
           <w:bCs/>
           <w:iCs/>
           <w:sz w:val="24"/>
           <w:szCs w:val="24"/>
-          <w:lang w:val="en-US"/>
-        </w:rPr>
-        <w:tab/>
-      </w:r>
-      <w:r>
-        <w:rPr>
-          <w:rFonts w:cs="Times New Roman"/>
+        </w:rPr>
+        <w:t xml:space="preserve">Responsable du Département Crédit                                   </w:t>
+      </w:r>
+      <w:r>
+        <w:rPr>
+          <w:rFonts w:hint="default" w:ascii="Times New Roman" w:hAnsi="Times New Roman" w:cs="Times New Roman"/>
           <w:bCs/>
           <w:iCs/>
           <w:sz w:val="24"/>
           <w:szCs w:val="24"/>
-          <w:lang w:val="en-US"/>
-        </w:rPr>
-        <w:tab/>
-      </w:r>
-      <w:r>
-        <w:rPr>
-          <w:rFonts w:cs="Times New Roman"/>
+          <w:lang w:val="fr-FR"/>
+        </w:rPr>
+        <w:t xml:space="preserve">  </w:t>
+      </w:r>
+      <w:r>
+        <w:rPr>
+          <w:rFonts w:hint="default" w:ascii="Times New Roman" w:hAnsi="Times New Roman" w:cs="Times New Roman"/>
           <w:bCs/>
           <w:iCs/>
           <w:sz w:val="24"/>

--- a/document_templates/Contracts/individual_business/contract_caution_individual_business.docx
+++ b/document_templates/Contracts/individual_business/contract_caution_individual_business.docx
@@ -445,8 +445,20 @@
           <w:sz w:val="24"/>
           <w:szCs w:val="24"/>
         </w:rPr>
-        <w:t>, Head Crédit</w:t>
-      </w:r>
+        <w:t xml:space="preserve">, </w:t>
+      </w:r>
+      <w:r>
+        <w:rPr>
+          <w:rFonts w:hint="default" w:cs="Times New Roman"/>
+          <w:bCs/>
+          <w:iCs/>
+          <w:sz w:val="24"/>
+          <w:szCs w:val="24"/>
+        </w:rPr>
+        <w:t>Responsable du Département Crédit</w:t>
+      </w:r>
+      <w:bookmarkStart w:id="6" w:name="_GoBack"/>
+      <w:bookmarkEnd w:id="6"/>
       <w:r>
         <w:rPr>
           <w:rFonts w:cs="Times New Roman"/>
@@ -2799,8 +2811,6 @@
           <w:szCs w:val="24"/>
         </w:rPr>
       </w:pPr>
-      <w:bookmarkStart w:id="6" w:name="_GoBack"/>
-      <w:bookmarkEnd w:id="6"/>
       <w:r>
         <w:rPr>
           <w:rFonts w:hint="default" w:ascii="Times New Roman" w:hAnsi="Times New Roman" w:cs="Times New Roman"/>
